--- a/Documentacion/1.- Documento de Visión, Épicas e Historias de Usuario.docx
+++ b/Documentacion/1.- Documento de Visión, Épicas e Historias de Usuario.docx
@@ -203,6 +203,7 @@
         </w:rPr>
         <w:t>“</w:t>
       </w:r>
+      <w:proofErr w:type="spellStart"/>
       <w:r>
         <w:rPr>
           <w:rFonts w:eastAsia="Times New Roman" w:cs="Arial"/>
@@ -236,6 +237,7 @@
         </w:rPr>
         <w:t>il</w:t>
       </w:r>
+      <w:proofErr w:type="spellEnd"/>
       <w:r>
         <w:rPr>
           <w:rFonts w:eastAsia="Times New Roman" w:cs="Arial"/>
@@ -1285,8 +1287,19 @@
                 <w:sz w:val="24"/>
                 <w:szCs w:val="24"/>
               </w:rPr>
-              <w:t>Creación inicial del documento de visión del proyecto ReservaFacil</w:t>
-            </w:r>
+              <w:t xml:space="preserve">Creación inicial del documento de visión del proyecto </w:t>
+            </w:r>
+            <w:proofErr w:type="spellStart"/>
+            <w:r>
+              <w:rPr>
+                <w:rFonts w:eastAsia="Times New Roman" w:cstheme="minorHAnsi"/>
+                <w:color w:val="000000" w:themeColor="text1"/>
+                <w:sz w:val="24"/>
+                <w:szCs w:val="24"/>
+              </w:rPr>
+              <w:t>ReservaFacil</w:t>
+            </w:r>
+            <w:proofErr w:type="spellEnd"/>
           </w:p>
         </w:tc>
         <w:tc>
@@ -1503,7 +1516,34 @@
                 <w:sz w:val="24"/>
                 <w:szCs w:val="24"/>
               </w:rPr>
-              <w:t>13/05/2026</w:t>
+              <w:t>20</w:t>
+            </w:r>
+            <w:r>
+              <w:rPr>
+                <w:rFonts w:eastAsia="Times New Roman" w:cstheme="minorHAnsi"/>
+                <w:color w:val="000000" w:themeColor="text1"/>
+                <w:sz w:val="24"/>
+                <w:szCs w:val="24"/>
+              </w:rPr>
+              <w:t>/</w:t>
+            </w:r>
+            <w:r>
+              <w:rPr>
+                <w:rFonts w:eastAsia="Times New Roman" w:cstheme="minorHAnsi"/>
+                <w:color w:val="000000" w:themeColor="text1"/>
+                <w:sz w:val="24"/>
+                <w:szCs w:val="24"/>
+              </w:rPr>
+              <w:t>06</w:t>
+            </w:r>
+            <w:r>
+              <w:rPr>
+                <w:rFonts w:eastAsia="Times New Roman" w:cstheme="minorHAnsi"/>
+                <w:color w:val="000000" w:themeColor="text1"/>
+                <w:sz w:val="24"/>
+                <w:szCs w:val="24"/>
+              </w:rPr>
+              <w:t>/2026</w:t>
             </w:r>
           </w:p>
         </w:tc>
@@ -1524,6 +1564,15 @@
                 <w:szCs w:val="24"/>
               </w:rPr>
             </w:pPr>
+            <w:r>
+              <w:rPr>
+                <w:rFonts w:eastAsia="Times New Roman" w:cstheme="minorHAnsi"/>
+                <w:color w:val="000000" w:themeColor="text1"/>
+                <w:sz w:val="24"/>
+                <w:szCs w:val="24"/>
+              </w:rPr>
+              <w:t>Actualización de documentación</w:t>
+            </w:r>
           </w:p>
         </w:tc>
         <w:tc>
@@ -1543,6 +1592,15 @@
                 <w:szCs w:val="24"/>
               </w:rPr>
             </w:pPr>
+            <w:r>
+              <w:rPr>
+                <w:rFonts w:eastAsia="Times New Roman" w:cstheme="minorHAnsi"/>
+                <w:color w:val="000000" w:themeColor="text1"/>
+                <w:sz w:val="24"/>
+                <w:szCs w:val="24"/>
+              </w:rPr>
+              <w:t>Claudio González</w:t>
+            </w:r>
           </w:p>
         </w:tc>
       </w:tr>
@@ -1896,6 +1954,7 @@
                 <w:lang w:eastAsia="es-VE"/>
               </w:rPr>
             </w:pPr>
+            <w:proofErr w:type="spellStart"/>
             <w:r>
               <w:rPr>
                 <w:rFonts w:eastAsia="Times New Roman" w:cs="Arial"/>
@@ -1905,6 +1964,7 @@
               </w:rPr>
               <w:t>DuocUc</w:t>
             </w:r>
+            <w:proofErr w:type="spellEnd"/>
           </w:p>
         </w:tc>
       </w:tr>
@@ -2126,9 +2186,11 @@
               <w:jc w:val="center"/>
               <w:cnfStyle w:val="000000000000" w:firstRow="0" w:lastRow="0" w:firstColumn="0" w:lastColumn="0" w:oddVBand="0" w:evenVBand="0" w:oddHBand="0" w:evenHBand="0" w:firstRowFirstColumn="0" w:firstRowLastColumn="0" w:lastRowFirstColumn="0" w:lastRowLastColumn="0"/>
             </w:pPr>
+            <w:proofErr w:type="gramStart"/>
             <w:r>
               <w:t>Claudio  González</w:t>
             </w:r>
+            <w:proofErr w:type="gramEnd"/>
           </w:p>
         </w:tc>
         <w:tc>
@@ -2452,8 +2514,17 @@
           <w:rFonts w:eastAsia="Times New Roman"/>
           <w:color w:val="1F497D" w:themeColor="text2"/>
         </w:rPr>
-        <w:t>Sistema Web de Reservas para Barbería – ReservaFacil</w:t>
-      </w:r>
+        <w:t xml:space="preserve">Sistema Web de Reservas para Barbería – </w:t>
+      </w:r>
+      <w:proofErr w:type="spellStart"/>
+      <w:r>
+        <w:rPr>
+          <w:rFonts w:eastAsia="Times New Roman"/>
+          <w:color w:val="1F497D" w:themeColor="text2"/>
+        </w:rPr>
+        <w:t>ReservaFacil</w:t>
+      </w:r>
+      <w:proofErr w:type="spellEnd"/>
       <w:r>
         <w:rPr>
           <w:rFonts w:eastAsia="Times New Roman"/>
@@ -2921,6 +2992,7 @@
         </w:rPr>
         <w:t xml:space="preserve">Épicas para el proyecto “Sistema Web de Reservas para Barbería – </w:t>
       </w:r>
+      <w:proofErr w:type="spellStart"/>
       <w:r>
         <w:rPr>
           <w:rFonts w:eastAsia="Times New Roman"/>
@@ -2928,6 +3000,7 @@
         </w:rPr>
         <w:t>ReservaFácil</w:t>
       </w:r>
+      <w:proofErr w:type="spellEnd"/>
       <w:r>
         <w:rPr>
           <w:rFonts w:eastAsia="Times New Roman"/>
@@ -3273,6 +3346,162 @@
           </w:p>
         </w:tc>
       </w:tr>
+      <w:tr>
+        <w:tc>
+          <w:tcPr>
+            <w:cnfStyle w:val="001000000000" w:firstRow="0" w:lastRow="0" w:firstColumn="1" w:lastColumn="0" w:oddVBand="0" w:evenVBand="0" w:oddHBand="0" w:evenHBand="0" w:firstRowFirstColumn="0" w:firstRowLastColumn="0" w:lastRowFirstColumn="0" w:lastRowLastColumn="0"/>
+            <w:tcW w:w="846" w:type="dxa"/>
+          </w:tcPr>
+          <w:p>
+            <w:r>
+              <w:t>EP7</w:t>
+            </w:r>
+          </w:p>
+        </w:tc>
+        <w:tc>
+          <w:tcPr>
+            <w:tcW w:w="2410" w:type="dxa"/>
+          </w:tcPr>
+          <w:p>
+            <w:pPr>
+              <w:cnfStyle w:val="000000000000" w:firstRow="0" w:lastRow="0" w:firstColumn="0" w:lastColumn="0" w:oddVBand="0" w:evenVBand="0" w:oddHBand="0" w:evenHBand="0" w:firstRowFirstColumn="0" w:firstRowLastColumn="0" w:lastRowFirstColumn="0" w:lastRowLastColumn="0"/>
+            </w:pPr>
+            <w:r>
+              <w:t>Gestión de Pagos</w:t>
+            </w:r>
+          </w:p>
+        </w:tc>
+        <w:tc>
+          <w:tcPr>
+            <w:tcW w:w="5103" w:type="dxa"/>
+          </w:tcPr>
+          <w:p>
+            <w:pPr>
+              <w:cnfStyle w:val="000000000000" w:firstRow="0" w:lastRow="0" w:firstColumn="0" w:lastColumn="0" w:oddVBand="0" w:evenVBand="0" w:oddHBand="0" w:evenHBand="0" w:firstRowFirstColumn="0" w:firstRowLastColumn="0" w:lastRowFirstColumn="0" w:lastRowLastColumn="0"/>
+            </w:pPr>
+            <w:r>
+              <w:t>Permite procesar pagos mediante Stripe</w:t>
+            </w:r>
+          </w:p>
+        </w:tc>
+      </w:tr>
+      <w:tr>
+        <w:tc>
+          <w:tcPr>
+            <w:cnfStyle w:val="001000000000" w:firstRow="0" w:lastRow="0" w:firstColumn="1" w:lastColumn="0" w:oddVBand="0" w:evenVBand="0" w:oddHBand="0" w:evenHBand="0" w:firstRowFirstColumn="0" w:firstRowLastColumn="0" w:lastRowFirstColumn="0" w:lastRowLastColumn="0"/>
+            <w:tcW w:w="846" w:type="dxa"/>
+          </w:tcPr>
+          <w:p>
+            <w:r>
+              <w:t>EP8</w:t>
+            </w:r>
+          </w:p>
+        </w:tc>
+        <w:tc>
+          <w:tcPr>
+            <w:tcW w:w="2410" w:type="dxa"/>
+          </w:tcPr>
+          <w:p>
+            <w:pPr>
+              <w:cnfStyle w:val="000000000000" w:firstRow="0" w:lastRow="0" w:firstColumn="0" w:lastColumn="0" w:oddVBand="0" w:evenVBand="0" w:oddHBand="0" w:evenHBand="0" w:firstRowFirstColumn="0" w:firstRowLastColumn="0" w:lastRowFirstColumn="0" w:lastRowLastColumn="0"/>
+            </w:pPr>
+            <w:r>
+              <w:t>Persistencia PostgreSQL</w:t>
+            </w:r>
+          </w:p>
+        </w:tc>
+        <w:tc>
+          <w:tcPr>
+            <w:tcW w:w="5103" w:type="dxa"/>
+          </w:tcPr>
+          <w:p>
+            <w:pPr>
+              <w:cnfStyle w:val="000000000000" w:firstRow="0" w:lastRow="0" w:firstColumn="0" w:lastColumn="0" w:oddVBand="0" w:evenVBand="0" w:oddHBand="0" w:evenHBand="0" w:firstRowFirstColumn="0" w:firstRowLastColumn="0" w:lastRowFirstColumn="0" w:lastRowLastColumn="0"/>
+            </w:pPr>
+            <w:r>
+              <w:t>Permite almacenar información de manera permanente</w:t>
+            </w:r>
+          </w:p>
+        </w:tc>
+      </w:tr>
+      <w:tr>
+        <w:tc>
+          <w:tcPr>
+            <w:cnfStyle w:val="001000000000" w:firstRow="0" w:lastRow="0" w:firstColumn="1" w:lastColumn="0" w:oddVBand="0" w:evenVBand="0" w:oddHBand="0" w:evenHBand="0" w:firstRowFirstColumn="0" w:firstRowLastColumn="0" w:lastRowFirstColumn="0" w:lastRowLastColumn="0"/>
+            <w:tcW w:w="846" w:type="dxa"/>
+          </w:tcPr>
+          <w:p>
+            <w:r>
+              <w:t>EP9</w:t>
+            </w:r>
+          </w:p>
+        </w:tc>
+        <w:tc>
+          <w:tcPr>
+            <w:tcW w:w="2410" w:type="dxa"/>
+          </w:tcPr>
+          <w:p>
+            <w:pPr>
+              <w:cnfStyle w:val="000000000000" w:firstRow="0" w:lastRow="0" w:firstColumn="0" w:lastColumn="0" w:oddVBand="0" w:evenVBand="0" w:oddHBand="0" w:evenHBand="0" w:firstRowFirstColumn="0" w:firstRowLastColumn="0" w:lastRowFirstColumn="0" w:lastRowLastColumn="0"/>
+            </w:pPr>
+            <w:r>
+              <w:t>Administración del Sistema</w:t>
+            </w:r>
+          </w:p>
+        </w:tc>
+        <w:tc>
+          <w:tcPr>
+            <w:tcW w:w="5103" w:type="dxa"/>
+          </w:tcPr>
+          <w:p>
+            <w:pPr>
+              <w:cnfStyle w:val="000000000000" w:firstRow="0" w:lastRow="0" w:firstColumn="0" w:lastColumn="0" w:oddVBand="0" w:evenVBand="0" w:oddHBand="0" w:evenHBand="0" w:firstRowFirstColumn="0" w:firstRowLastColumn="0" w:lastRowFirstColumn="0" w:lastRowLastColumn="0"/>
+            </w:pPr>
+            <w:r>
+              <w:t>Permite administrar usuarios y reservas desde Django Admin</w:t>
+            </w:r>
+          </w:p>
+        </w:tc>
+      </w:tr>
+      <w:tr>
+        <w:tc>
+          <w:tcPr>
+            <w:cnfStyle w:val="001000000000" w:firstRow="0" w:lastRow="0" w:firstColumn="1" w:lastColumn="0" w:oddVBand="0" w:evenVBand="0" w:oddHBand="0" w:evenHBand="0" w:firstRowFirstColumn="0" w:firstRowLastColumn="0" w:lastRowFirstColumn="0" w:lastRowLastColumn="0"/>
+            <w:tcW w:w="846" w:type="dxa"/>
+          </w:tcPr>
+          <w:p>
+            <w:r>
+              <w:t>EP10</w:t>
+            </w:r>
+          </w:p>
+        </w:tc>
+        <w:tc>
+          <w:tcPr>
+            <w:tcW w:w="2410" w:type="dxa"/>
+          </w:tcPr>
+          <w:p>
+            <w:pPr>
+              <w:cnfStyle w:val="000000000000" w:firstRow="0" w:lastRow="0" w:firstColumn="0" w:lastColumn="0" w:oddVBand="0" w:evenVBand="0" w:oddHBand="0" w:evenHBand="0" w:firstRowFirstColumn="0" w:firstRowLastColumn="0" w:lastRowFirstColumn="0" w:lastRowLastColumn="0"/>
+            </w:pPr>
+            <w:r>
+              <w:t>Despliegue Cloud</w:t>
+            </w:r>
+          </w:p>
+        </w:tc>
+        <w:tc>
+          <w:tcPr>
+            <w:tcW w:w="5103" w:type="dxa"/>
+          </w:tcPr>
+          <w:p>
+            <w:pPr>
+              <w:cnfStyle w:val="000000000000" w:firstRow="0" w:lastRow="0" w:firstColumn="0" w:lastColumn="0" w:oddVBand="0" w:evenVBand="0" w:oddHBand="0" w:evenHBand="0" w:firstRowFirstColumn="0" w:firstRowLastColumn="0" w:lastRowFirstColumn="0" w:lastRowLastColumn="0"/>
+            </w:pPr>
+            <w:r>
+              <w:t>Permite operar la aplicación desde Render</w:t>
+            </w:r>
+          </w:p>
+        </w:tc>
+      </w:tr>
     </w:tbl>
     <w:p/>
     <w:p/>
@@ -3321,12 +3550,21 @@
             <w:r>
               <w:t xml:space="preserve">La priorización de las épicas se realizó utilizando la técnica </w:t>
             </w:r>
+            <w:proofErr w:type="spellStart"/>
             <w:r>
               <w:rPr>
                 <w:b/>
                 <w:bCs/>
               </w:rPr>
-              <w:t>Planning Poker</w:t>
+              <w:t>Planning</w:t>
+            </w:r>
+            <w:proofErr w:type="spellEnd"/>
+            <w:r>
+              <w:rPr>
+                <w:b/>
+                <w:bCs/>
+              </w:rPr>
+              <w:t xml:space="preserve"> Poker</w:t>
             </w:r>
             <w:r>
               <w:t>, la cual permite estimar la importancia y complejidad de cada funcionalidad del sistema mediante una asignación de prioridades.</w:t>
@@ -3642,6 +3880,7 @@
     <w:p/>
     <w:p>
       <w:r>
+        <w:lastRenderedPageBreak/>
         <w:t xml:space="preserve">(Esta tabla no tiene relación con el resultado </w:t>
       </w:r>
       <w:r>
@@ -3848,6 +4087,7 @@
         <w:rPr>
           <w:noProof/>
         </w:rPr>
+        <w:lastRenderedPageBreak/>
         <w:drawing>
           <wp:inline distT="0" distB="0" distL="0" distR="0" wp14:anchorId="6B214381" wp14:editId="64E906ED">
             <wp:extent cx="5612130" cy="965835"/>
@@ -3974,8 +4214,17 @@
         <w:sz w:val="20"/>
         <w:szCs w:val="20"/>
       </w:rPr>
-      <w:t xml:space="preserve"> – DuocUC</w:t>
+      <w:t xml:space="preserve"> – </w:t>
     </w:r>
+    <w:proofErr w:type="spellStart"/>
+    <w:r>
+      <w:rPr>
+        <w:sz w:val="20"/>
+        <w:szCs w:val="20"/>
+      </w:rPr>
+      <w:t>DuocUC</w:t>
+    </w:r>
+    <w:proofErr w:type="spellEnd"/>
   </w:p>
   <w:p>
     <w:pPr>
